--- a/downloads/teacher/05 Materials/Unit 00/Slides/Slides 00.01 - What Is FACS and Who Is in This Room.docx
+++ b/downloads/teacher/05 Materials/Unit 00/Slides/Slides 00.01 - What Is FACS and Who Is in This Room.docx
@@ -235,7 +235,7 @@
         <w:pStyle w:val="FirstParagraph"/>
       </w:pPr>
       <w:r>
-        <w:t xml:space="preserve">Notes: Six units, one a marking period and a half. Say it once: the first cooking lab is on day 16. Students fill Part 1 of the handout.</w:t>
+        <w:t xml:space="preserve">Notes: Six units, about five to six weeks each. Say it once: the first cooking lab is on day 16. Students fill Part 1 of the handout.</w:t>
       </w:r>
     </w:p>
     <w:p>
